--- a/FSD - Designing a Dynamic Frontend with React/FSD - Designing a Dynamic Frontend with React Day 4 - 06-03-2026.docx
+++ b/FSD - Designing a Dynamic Frontend with React/FSD - Designing a Dynamic Frontend with React Day 4 - 06-03-2026.docx
@@ -4,6 +4,606 @@
   <w:body>
     <w:p/>
     <w:p>
+      <w:pPr>
+        <w:rPr>
+          <w:b/>
+          <w:bCs/>
+        </w:rPr>
+      </w:pPr>
+      <w:r>
+        <w:rPr>
+          <w:b/>
+          <w:bCs/>
+        </w:rPr>
+        <w:t xml:space="preserve">React component state variable </w:t>
+      </w:r>
+    </w:p>
+    <w:p/>
+    <w:p>
+      <w:r>
+        <w:t xml:space="preserve">Syntax state variable </w:t>
+      </w:r>
+    </w:p>
+    <w:p>
+      <w:r>
+        <w:t>let/</w:t>
+      </w:r>
+      <w:proofErr w:type="spellStart"/>
+      <w:r>
+        <w:t>const</w:t>
+      </w:r>
+      <w:proofErr w:type="spellEnd"/>
+      <w:r>
+        <w:t xml:space="preserve"> [</w:t>
+      </w:r>
+      <w:proofErr w:type="spellStart"/>
+      <w:r>
+        <w:t>variableName,functionToUpdateState</w:t>
+      </w:r>
+      <w:proofErr w:type="spellEnd"/>
+      <w:r>
+        <w:t>]=</w:t>
+      </w:r>
+      <w:proofErr w:type="spellStart"/>
+      <w:r>
+        <w:t>useState</w:t>
+      </w:r>
+      <w:proofErr w:type="spellEnd"/>
+      <w:r>
+        <w:t>(</w:t>
+      </w:r>
+      <w:proofErr w:type="spellStart"/>
+      <w:r>
+        <w:t>initialValue</w:t>
+      </w:r>
+      <w:proofErr w:type="spellEnd"/>
+      <w:r>
+        <w:t>)</w:t>
+      </w:r>
+    </w:p>
+    <w:p/>
+    <w:p>
+      <w:pPr>
+        <w:rPr>
+          <w:b/>
+          <w:bCs/>
+        </w:rPr>
+      </w:pPr>
+      <w:r>
+        <w:rPr>
+          <w:b/>
+          <w:bCs/>
+        </w:rPr>
+        <w:t xml:space="preserve">primitive state variable </w:t>
+      </w:r>
+    </w:p>
+    <w:p>
+      <w:proofErr w:type="spellStart"/>
+      <w:r>
+        <w:t>const</w:t>
+      </w:r>
+      <w:proofErr w:type="spellEnd"/>
+      <w:r>
+        <w:t xml:space="preserve"> [</w:t>
+      </w:r>
+      <w:proofErr w:type="spellStart"/>
+      <w:r>
+        <w:t>id,setId</w:t>
+      </w:r>
+      <w:proofErr w:type="spellEnd"/>
+      <w:r>
+        <w:t>]=</w:t>
+      </w:r>
+      <w:proofErr w:type="spellStart"/>
+      <w:r>
+        <w:t>useState</w:t>
+      </w:r>
+      <w:proofErr w:type="spellEnd"/>
+      <w:r>
+        <w:t>(100);</w:t>
+      </w:r>
+    </w:p>
+    <w:p>
+      <w:proofErr w:type="spellStart"/>
+      <w:r>
+        <w:t>const</w:t>
+      </w:r>
+      <w:proofErr w:type="spellEnd"/>
+      <w:r>
+        <w:t xml:space="preserve"> [</w:t>
+      </w:r>
+      <w:proofErr w:type="spellStart"/>
+      <w:r>
+        <w:t>name,setName</w:t>
+      </w:r>
+      <w:proofErr w:type="spellEnd"/>
+      <w:r>
+        <w:t>]=</w:t>
+      </w:r>
+      <w:proofErr w:type="spellStart"/>
+      <w:r>
+        <w:t>useState</w:t>
+      </w:r>
+      <w:proofErr w:type="spellEnd"/>
+      <w:r>
+        <w:t>(“steven”);</w:t>
+      </w:r>
+    </w:p>
+    <w:p>
+      <w:proofErr w:type="spellStart"/>
+      <w:r>
+        <w:t>const</w:t>
+      </w:r>
+      <w:proofErr w:type="spellEnd"/>
+      <w:r>
+        <w:t xml:space="preserve"> [</w:t>
+      </w:r>
+      <w:proofErr w:type="spellStart"/>
+      <w:r>
+        <w:t>isActive</w:t>
+      </w:r>
+      <w:r>
+        <w:t>,set</w:t>
+      </w:r>
+      <w:r>
+        <w:t>IsActive</w:t>
+      </w:r>
+      <w:proofErr w:type="spellEnd"/>
+      <w:r>
+        <w:t>]=</w:t>
+      </w:r>
+      <w:proofErr w:type="spellStart"/>
+      <w:r>
+        <w:t>useState</w:t>
+      </w:r>
+      <w:proofErr w:type="spellEnd"/>
+      <w:r>
+        <w:t>(</w:t>
+      </w:r>
+      <w:r>
+        <w:t>true</w:t>
+      </w:r>
+      <w:r>
+        <w:t>);</w:t>
+      </w:r>
+    </w:p>
+    <w:p/>
+    <w:p>
+      <w:pPr>
+        <w:rPr>
+          <w:b/>
+          <w:bCs/>
+        </w:rPr>
+      </w:pPr>
+      <w:r>
+        <w:rPr>
+          <w:b/>
+          <w:bCs/>
+        </w:rPr>
+        <w:t xml:space="preserve">array state variable </w:t>
+      </w:r>
+    </w:p>
+    <w:p>
+      <w:r>
+        <w:t>let [</w:t>
+      </w:r>
+      <w:proofErr w:type="spellStart"/>
+      <w:r>
+        <w:t>names,setNames</w:t>
+      </w:r>
+      <w:proofErr w:type="spellEnd"/>
+      <w:r>
+        <w:t>]=</w:t>
+      </w:r>
+      <w:proofErr w:type="spellStart"/>
+      <w:r>
+        <w:t>useState</w:t>
+      </w:r>
+      <w:proofErr w:type="spellEnd"/>
+      <w:r>
+        <w:t>([“</w:t>
+      </w:r>
+      <w:proofErr w:type="spellStart"/>
+      <w:r>
+        <w:t>John”,”Bob”,”Charlie</w:t>
+      </w:r>
+      <w:proofErr w:type="spellEnd"/>
+      <w:r>
+        <w:t>”]);</w:t>
+      </w:r>
+    </w:p>
+    <w:p/>
+    <w:p>
+      <w:pPr>
+        <w:rPr>
+          <w:b/>
+          <w:bCs/>
+        </w:rPr>
+      </w:pPr>
+    </w:p>
+    <w:p>
+      <w:pPr>
+        <w:rPr>
+          <w:b/>
+          <w:bCs/>
+        </w:rPr>
+      </w:pPr>
+    </w:p>
+    <w:p>
+      <w:pPr>
+        <w:rPr>
+          <w:b/>
+          <w:bCs/>
+        </w:rPr>
+      </w:pPr>
+    </w:p>
+    <w:p>
+      <w:pPr>
+        <w:rPr>
+          <w:b/>
+          <w:bCs/>
+        </w:rPr>
+      </w:pPr>
+    </w:p>
+    <w:p>
+      <w:pPr>
+        <w:rPr>
+          <w:b/>
+          <w:bCs/>
+        </w:rPr>
+      </w:pPr>
+    </w:p>
+    <w:p>
+      <w:pPr>
+        <w:rPr>
+          <w:b/>
+          <w:bCs/>
+        </w:rPr>
+      </w:pPr>
+    </w:p>
+    <w:p>
+      <w:pPr>
+        <w:rPr>
+          <w:b/>
+          <w:bCs/>
+        </w:rPr>
+      </w:pPr>
+    </w:p>
+    <w:p>
+      <w:pPr>
+        <w:rPr>
+          <w:b/>
+          <w:bCs/>
+        </w:rPr>
+      </w:pPr>
+    </w:p>
+    <w:p>
+      <w:pPr>
+        <w:rPr>
+          <w:b/>
+          <w:bCs/>
+        </w:rPr>
+      </w:pPr>
+    </w:p>
+    <w:p>
+      <w:pPr>
+        <w:rPr>
+          <w:b/>
+          <w:bCs/>
+        </w:rPr>
+      </w:pPr>
+    </w:p>
+    <w:p>
+      <w:pPr>
+        <w:rPr>
+          <w:b/>
+          <w:bCs/>
+        </w:rPr>
+      </w:pPr>
+    </w:p>
+    <w:p>
+      <w:pPr>
+        <w:rPr>
+          <w:b/>
+          <w:bCs/>
+        </w:rPr>
+      </w:pPr>
+    </w:p>
+    <w:p>
+      <w:pPr>
+        <w:rPr>
+          <w:b/>
+          <w:bCs/>
+        </w:rPr>
+      </w:pPr>
+    </w:p>
+    <w:p>
+      <w:pPr>
+        <w:rPr>
+          <w:b/>
+          <w:bCs/>
+        </w:rPr>
+      </w:pPr>
+    </w:p>
+    <w:p>
+      <w:pPr>
+        <w:rPr>
+          <w:b/>
+          <w:bCs/>
+        </w:rPr>
+      </w:pPr>
+      <w:r>
+        <w:rPr>
+          <w:b/>
+          <w:bCs/>
+        </w:rPr>
+        <w:lastRenderedPageBreak/>
+        <w:t xml:space="preserve">object state variables </w:t>
+      </w:r>
+    </w:p>
+    <w:p>
+      <w:r>
+        <w:t>let [</w:t>
+      </w:r>
+      <w:proofErr w:type="spellStart"/>
+      <w:r>
+        <w:t>employee,setEmployee</w:t>
+      </w:r>
+      <w:proofErr w:type="spellEnd"/>
+      <w:r>
+        <w:t>]=</w:t>
+      </w:r>
+      <w:proofErr w:type="spellStart"/>
+      <w:r>
+        <w:t>useState</w:t>
+      </w:r>
+      <w:proofErr w:type="spellEnd"/>
+      <w:r>
+        <w:t>({id:100,name:”Steven”,age:21});</w:t>
+      </w:r>
+    </w:p>
+    <w:p>
+      <w:r>
+        <w:t xml:space="preserve">to access value in JSX </w:t>
+      </w:r>
+    </w:p>
+    <w:p>
+      <w:r>
+        <w:t>{employee.id}   {employee.name} {</w:t>
+      </w:r>
+      <w:proofErr w:type="spellStart"/>
+      <w:r>
+        <w:t>employee.age</w:t>
+      </w:r>
+      <w:proofErr w:type="spellEnd"/>
+      <w:r>
+        <w:t>}</w:t>
+      </w:r>
+    </w:p>
+    <w:p>
+      <w:pPr>
+        <w:rPr>
+          <w:b/>
+          <w:bCs/>
+        </w:rPr>
+      </w:pPr>
+      <w:r>
+        <w:rPr>
+          <w:b/>
+          <w:bCs/>
+        </w:rPr>
+        <w:t xml:space="preserve">Array of object state variables </w:t>
+      </w:r>
+    </w:p>
+    <w:p>
+      <w:r>
+        <w:t>let [employee</w:t>
+      </w:r>
+      <w:r>
+        <w:t>s</w:t>
+      </w:r>
+      <w:r>
+        <w:t>,setEmployees]=useState(</w:t>
+      </w:r>
+      <w:r>
+        <w:t>[</w:t>
+      </w:r>
+    </w:p>
+    <w:p>
+      <w:r>
+        <w:t>{id:100,name:”Steven”,age:21}</w:t>
+      </w:r>
+      <w:r>
+        <w:t>,</w:t>
+      </w:r>
+    </w:p>
+    <w:p>
+      <w:r>
+        <w:t>{id:10</w:t>
+      </w:r>
+      <w:r>
+        <w:t>1</w:t>
+      </w:r>
+      <w:r>
+        <w:t>,name:”</w:t>
+      </w:r>
+      <w:r>
+        <w:t>Bob</w:t>
+      </w:r>
+      <w:r>
+        <w:t>”,age:2</w:t>
+      </w:r>
+      <w:r>
+        <w:t>2</w:t>
+      </w:r>
+      <w:r>
+        <w:t>}</w:t>
+      </w:r>
+      <w:r>
+        <w:t>,</w:t>
+      </w:r>
+    </w:p>
+    <w:p>
+      <w:r>
+        <w:t>{id:10</w:t>
+      </w:r>
+      <w:r>
+        <w:t>2</w:t>
+      </w:r>
+      <w:r>
+        <w:t>,name:”</w:t>
+      </w:r>
+      <w:r>
+        <w:t>Charli</w:t>
+      </w:r>
+      <w:r>
+        <w:t>”,age:2</w:t>
+      </w:r>
+      <w:r>
+        <w:t>3</w:t>
+      </w:r>
+      <w:r>
+        <w:t>}</w:t>
+      </w:r>
+    </w:p>
+    <w:p>
+      <w:r>
+        <w:t>]</w:t>
+      </w:r>
+      <w:r>
+        <w:t>);</w:t>
+      </w:r>
+    </w:p>
+    <w:p>
+      <w:r>
+        <w:t xml:space="preserve">In JSX we need to take the help of map to get each object details </w:t>
+      </w:r>
+    </w:p>
+    <w:p>
+      <w:r>
+        <w:t>{</w:t>
+      </w:r>
+    </w:p>
+    <w:p>
+      <w:proofErr w:type="spellStart"/>
+      <w:r>
+        <w:t>employees.map</w:t>
+      </w:r>
+      <w:proofErr w:type="spellEnd"/>
+      <w:r>
+        <w:t>(emp=&gt;</w:t>
+      </w:r>
+    </w:p>
+    <w:p>
+      <w:r>
+        <w:t>&lt;li&gt;Id is {emp.id} Name is {emp.name} Age is {</w:t>
+      </w:r>
+      <w:proofErr w:type="spellStart"/>
+      <w:r>
+        <w:t>emp.age</w:t>
+      </w:r>
+      <w:proofErr w:type="spellEnd"/>
+      <w:r>
+        <w:t>}&lt;/li&gt;</w:t>
+      </w:r>
+    </w:p>
+    <w:p>
+      <w:r>
+        <w:t>)</w:t>
+      </w:r>
+    </w:p>
+    <w:p>
+      <w:r>
+        <w:t>}</w:t>
+      </w:r>
+    </w:p>
+    <w:p/>
+    <w:p>
+      <w:r>
+        <w:rPr>
+          <w:highlight w:val="yellow"/>
+        </w:rPr>
+        <w:t>React keys</w:t>
+      </w:r>
+      <w:r>
+        <w:t xml:space="preserve"> </w:t>
+      </w:r>
+    </w:p>
+    <w:p>
+      <w:r>
+        <w:t xml:space="preserve">When we use map() function to retrieve array of primitive of object. Map create new DOM element or tags like li or tr. React need each new tag must be unique. React provide key attribute and value must be unique. </w:t>
+      </w:r>
+    </w:p>
+    <w:p/>
+    <w:p/>
+    <w:p>
+      <w:r>
+        <w:t xml:space="preserve">Updated array state variable syntax </w:t>
+      </w:r>
+    </w:p>
+    <w:p/>
+    <w:p>
+      <w:proofErr w:type="spellStart"/>
+      <w:r>
+        <w:t>setFunctionName</w:t>
+      </w:r>
+      <w:proofErr w:type="spellEnd"/>
+      <w:r>
+        <w:t>([…</w:t>
+      </w:r>
+      <w:proofErr w:type="spellStart"/>
+      <w:r>
+        <w:t>arrayVariableName,newVariableNameVaue</w:t>
+      </w:r>
+      <w:proofErr w:type="spellEnd"/>
+      <w:r>
+        <w:t>]);</w:t>
+      </w:r>
+    </w:p>
+    <w:p/>
+    <w:p/>
+    <w:p/>
+    <w:p/>
+    <w:p>
+      <w:r>
+        <w:t xml:space="preserve">Updated </w:t>
+      </w:r>
+      <w:r>
+        <w:t xml:space="preserve">object property particular values </w:t>
+      </w:r>
+    </w:p>
+    <w:p/>
+    <w:p>
+      <w:proofErr w:type="spellStart"/>
+      <w:r>
+        <w:t>setFunction</w:t>
+      </w:r>
+      <w:proofErr w:type="spellEnd"/>
+      <w:r>
+        <w:t>({…</w:t>
+      </w:r>
+      <w:proofErr w:type="spellStart"/>
+      <w:r>
+        <w:t>stateVariableName,propertyName:value</w:t>
+      </w:r>
+      <w:proofErr w:type="spellEnd"/>
+      <w:r>
+        <w:t>})</w:t>
+      </w:r>
+    </w:p>
+    <w:p/>
+    <w:p/>
+    <w:p/>
+    <w:p/>
+    <w:p/>
+    <w:p/>
+    <w:p/>
+    <w:p/>
+    <w:p/>
+    <w:p>
+      <w:r>
+        <w:t xml:space="preserve"> </w:t>
+      </w:r>
       <w:r>
         <w:t xml:space="preserve"> </w:t>
       </w:r>
@@ -907,7 +1507,7 @@
   <w:style w:type="paragraph" w:default="1" w:styleId="Normal">
     <w:name w:val="Normal"/>
     <w:qFormat/>
-    <w:rsid w:val="007A4E26"/>
+    <w:rsid w:val="00AB6CA7"/>
   </w:style>
   <w:style w:type="paragraph" w:styleId="Heading1">
     <w:name w:val="heading 1"/>
